--- a/india_monitor_data/rag/documents/Strike_Intelligence/Chennai_Strike_Intelligence.docx
+++ b/india_monitor_data/rag/documents/Strike_Intelligence/Chennai_Strike_Intelligence.docx
@@ -13,7 +13,7 @@
     </w:p>
     <w:p>
       <w:r>
-        <w:t>Generated: 2026-08-27 17:26:06</w:t>
+        <w:t>Generated: 2026-08-27 21:23:16</w:t>
       </w:r>
     </w:p>
     <w:p>

--- a/india_monitor_data/rag/documents/Strike_Intelligence/Chennai_Strike_Intelligence.docx
+++ b/india_monitor_data/rag/documents/Strike_Intelligence/Chennai_Strike_Intelligence.docx
@@ -8,17 +8,22 @@
         <w:jc w:val="center"/>
       </w:pPr>
       <w:r>
-        <w:t>Chennai Transportation Disruption Intelligence</w:t>
+        <w:t>Chennai Transportation Disruption Intelligence &amp; Routing Protocol</w:t>
       </w:r>
     </w:p>
     <w:p>
       <w:r>
-        <w:t>Generated: 2026-08-27 21:23:16</w:t>
+        <w:t>Report Generated: 2026-08-31 20:08:20</w:t>
       </w:r>
     </w:p>
     <w:p>
       <w:r>
-        <w:t>Total Incidents Analyzed: 4</w:t>
+        <w:t>Monitored Geographic Hub: Chennai Logistics Cluster</w:t>
+      </w:r>
+    </w:p>
+    <w:p>
+      <w:r>
+        <w:t>Total Disruption Events Analyzed: 4</w:t>
       </w:r>
     </w:p>
     <w:p>
@@ -26,52 +31,144 @@
         <w:pStyle w:val="Heading1"/>
       </w:pPr>
       <w:r>
-        <w:t>Copilot Automated Response</w:t>
+        <w:t>1. Executive Regional Disruption Assessment</w:t>
       </w:r>
     </w:p>
     <w:p>
       <w:r>
-        <w:t>When Chennai disruption is detected, Copilot:</w:t>
+        <w:t>This intelligence brief evaluates active and historical transportation strikes, roadway blockades, and labor disruptions impacting freight transit in the Chennai commercial logistics corridor. Of the 4 analyzed disruption records, 0 are classified as HIGH severity (e.g., indefinite strikes, complete bandhs) and 0 as MEDIUM severity. Dominant disruption modalities: Auto (1), Bus (3).</w:t>
       </w:r>
     </w:p>
     <w:p>
       <w:pPr>
-        <w:pStyle w:val="ListBullet"/>
+        <w:pStyle w:val="Heading1"/>
       </w:pPr>
       <w:r>
-        <w:t>1. Identifies all active shipments routing through affected city</w:t>
+        <w:t>2. Critical Corridors &amp; Choke Points</w:t>
+      </w:r>
+    </w:p>
+    <w:p>
+      <w:r>
+        <w:t>Primary Inbound/Outbound Transit Routes: NH-16 (Chennai-Kolkata corridor), Sriperumbudur Industrial Corridor, Chennai Port Trust gates.</w:t>
+      </w:r>
+    </w:p>
+    <w:p>
+      <w:r>
+        <w:t>Impact Profile: Labor strikes and bandhs in this cluster directly impede primary FTL linehauls and disrupt secondary final-mile dispatch to veterinary clinics and regional animal hospitals.</w:t>
       </w:r>
     </w:p>
     <w:p>
       <w:pPr>
-        <w:pStyle w:val="ListBullet"/>
+        <w:pStyle w:val="Heading1"/>
       </w:pPr>
       <w:r>
-        <w:t>2. Calculates delay probability based on disruption scale</w:t>
+        <w:t>3. Chronological Disruption Incidents &amp; Intelligence Registry</w:t>
+      </w:r>
+    </w:p>
+    <w:p>
+      <w:r>
+        <w:rPr>
+          <w:b/>
+        </w:rPr>
+        <w:t>Incident #1: Auto, cab drivers stage one-day strike in Chennai seeking fare revision - DT Next</w:t>
+        <w:br/>
+      </w:r>
+      <w:r>
+        <w:t>• Published Date: 2026-02-10 | Source: DT Next</w:t>
+        <w:br/>
+      </w:r>
+      <w:r>
+        <w:t>• Modality: Auto | Severity: LOW</w:t>
+        <w:br/>
+      </w:r>
+    </w:p>
+    <w:p>
+      <w:r>
+        <w:rPr>
+          <w:b/>
+        </w:rPr>
+        <w:t>Incident #2: Strike by trailer owners disrupt movement of vehicles at Chennai, Katupalli and Ennore ports - BusinessLine</w:t>
+        <w:br/>
+      </w:r>
+      <w:r>
+        <w:t>• Published Date: 2025-12-12 | Source: BusinessLine</w:t>
+        <w:br/>
+      </w:r>
+      <w:r>
+        <w:t>• Modality: Bus | Severity: LOW</w:t>
+        <w:br/>
+      </w:r>
+    </w:p>
+    <w:p>
+      <w:r>
+        <w:rPr>
+          <w:b/>
+        </w:rPr>
+        <w:t>Incident #3: T.N. bus strike | Transport services not hit in Chennai, buses continue to operate in most districts - The Hindu</w:t>
+        <w:br/>
+      </w:r>
+      <w:r>
+        <w:t>• Published Date: 2024-01-09 | Source: The Hindu</w:t>
+        <w:br/>
+      </w:r>
+      <w:r>
+        <w:t>• Modality: Bus | Severity: LOW</w:t>
+        <w:br/>
+      </w:r>
+    </w:p>
+    <w:p>
+      <w:r>
+        <w:rPr>
+          <w:b/>
+        </w:rPr>
+        <w:t>Incident #4: QChennai: TN Bus Strike Enters Sixth Day &amp; More - The Quint</w:t>
+        <w:br/>
+      </w:r>
+      <w:r>
+        <w:t>• Published Date: 2018-01-09 | Source: The Quint</w:t>
+        <w:br/>
+      </w:r>
+      <w:r>
+        <w:t>• Modality: Bus | Severity: LOW</w:t>
+        <w:br/>
       </w:r>
     </w:p>
     <w:p>
       <w:pPr>
-        <w:pStyle w:val="ListBullet"/>
+        <w:pStyle w:val="Heading1"/>
       </w:pPr>
       <w:r>
-        <w:t>3. Retrieves alternative routing from regional logistics matrix</w:t>
+        <w:t>4. Autonomous Copilot Operational &amp; Legal Rules</w:t>
       </w:r>
     </w:p>
     <w:p>
-      <w:pPr>
-        <w:pStyle w:val="ListBullet"/>
-      </w:pPr>
       <w:r>
-        <w:t>4. Assesses SLA impact for affected deliveries</w:t>
+        <w:t>When active transit strikes or civil disruptions are detected in Chennai, the O2C Copilot applies the following deterministic decision rules:</w:t>
       </w:r>
     </w:p>
     <w:p>
-      <w:pPr>
-        <w:pStyle w:val="ListBullet"/>
-      </w:pPr>
       <w:r>
-        <w:t>5. Notifies planners with rerouting recommendations</w:t>
+        <w:t>• Force Majeure Adjudication (Clause 8.4): If a government-sanctioned bandh or total union road blockade in Chennai delays transit by &gt;12 hours, the carrier delay SLA penalty ($500/day) is waived upon submission of verified e-way bill telematics or police traffic advisory.</w:t>
+      </w:r>
+    </w:p>
+    <w:p>
+      <w:r>
+        <w:t>• Dynamic Transit Buffer: For any order scheduled to pass through Chennai with active strike news, automatically inject a +12.0 to +24.0 hour safety buffer into the predicted ETA.</w:t>
+      </w:r>
+    </w:p>
+    <w:p>
+      <w:r>
+        <w:t>• Mode Shift Escalation: For life-critical veterinary diets and urgent pharmaceuticals routed through Chennai with strike duration &gt;24h, authorize emergency intermodal rail shift or $1,000 Air Freight replacement per Medical Stock-Out Policy 2024-04.</w:t>
+      </w:r>
+    </w:p>
+    <w:p>
+      <w:r>
+        <w:t>• Receiving Window Compliance: If transit delays push delivery past clinic receiving hours (after 17:00), automatically reschedule delivery to 09:00 next business morning and trigger carrier redelivery fee waiver ($150 cap).</w:t>
+      </w:r>
+    </w:p>
+    <w:p>
+      <w:r>
+        <w:t>• Proactive Stakeholder Notification: Send automated Microsoft Teams escalation card to Regional Logistics Director when order financial risk exceeds $500 threshold.</w:t>
       </w:r>
     </w:p>
     <w:sectPr>

--- a/india_monitor_data/rag/documents/Strike_Intelligence/Chennai_Strike_Intelligence.docx
+++ b/india_monitor_data/rag/documents/Strike_Intelligence/Chennai_Strike_Intelligence.docx
@@ -13,7 +13,7 @@
     </w:p>
     <w:p>
       <w:r>
-        <w:t>Report Generated: 2026-08-31 20:08:20</w:t>
+        <w:t>Report Generated: 2026-08-31 20:25:45</w:t>
       </w:r>
     </w:p>
     <w:p>
@@ -37,6 +37,22 @@
     <w:p>
       <w:r>
         <w:t>This intelligence brief evaluates active and historical transportation strikes, roadway blockades, and labor disruptions impacting freight transit in the Chennai commercial logistics corridor. Of the 4 analyzed disruption records, 0 are classified as HIGH severity (e.g., indefinite strikes, complete bandhs) and 0 as MEDIUM severity. Dominant disruption modalities: Auto (1), Bus (3).</w:t>
+      </w:r>
+    </w:p>
+    <w:p>
+      <w:pPr>
+        <w:pStyle w:val="Heading2"/>
+      </w:pPr>
+      <w:r>
+        <w:t>1.1 AI Strategic Risk Assessment (Qwen2.5 Synthesized)</w:t>
+      </w:r>
+    </w:p>
+    <w:p>
+      <w:r>
+        <w:t>Given the recent transportation strike events in Chennai, India, freight logistics routing faces significant strategic risks that could disrupt supply chains and increase operational costs. The strikes, particularly those involving auto and cab drivers, trailer owners, and bus services, indicate a high risk level due to their potential to severely impact the movement of goods and people. Key bottleneck risks include delays in port operations, reduced public transportation options, and increased costs due to alternative transportation methods. For dispatch planners, these risks necessitate proactive and flexible routing strategies.</w:t>
+        <w:br/>
+        <w:br/>
+        <w:t>To mitigate these risks, dispatch planners should implement a multi-modal transportation approach, diversifying routes and modes of transport to avoid single points of failure. Establishing contingency plans for each critical route, including alternative suppliers and modes of transport, is essential. Additionally, maintaining strong communication with local authorities and logistics partners can provide real-time updates on strike developments and help in adjusting routes promptly. Utilizing advanced logistics software for real-time tracking and optimization can further enhance operational resilience. Regularly updating the risk assessment and contingency plans based on the evolving situation will ensure that the supply chain remains robust and adaptable to future disruptions.</w:t>
       </w:r>
     </w:p>
     <w:p>

--- a/india_monitor_data/rag/documents/Strike_Intelligence/Chennai_Strike_Intelligence.docx
+++ b/india_monitor_data/rag/documents/Strike_Intelligence/Chennai_Strike_Intelligence.docx
@@ -8,22 +8,16 @@
         <w:jc w:val="center"/>
       </w:pPr>
       <w:r>
-        <w:t>Chennai Transportation Disruption Intelligence &amp; Routing Protocol</w:t>
+        <w:t>CHENNAI TRANSPORTATION DISRUPTION INTELLIGENCE &amp; ROUTING PLAYBOOK</w:t>
       </w:r>
     </w:p>
     <w:p>
       <w:r>
-        <w:t>Report Generated: 2026-08-31 20:25:45</w:t>
-      </w:r>
-    </w:p>
-    <w:p>
-      <w:r>
-        <w:t>Monitored Geographic Hub: Chennai Logistics Cluster</w:t>
-      </w:r>
-    </w:p>
-    <w:p>
-      <w:r>
-        <w:t>Total Disruption Events Analyzed: 4</w:t>
+        <w:t>Monitored Freight Hub: Chennai Logistics Cluster</w:t>
+        <w:br/>
+        <w:t>Generated: 2026-08-31 20:57:24 | Total Disruption Incidents Analyzed: 4</w:t>
+        <w:br/>
+        <w:t>Disruption Severity Breakdown: 🔴 HIGH: 0 | 🟡 MEDIUM: 0 | 🟢 LOW: 4</w:t>
       </w:r>
     </w:p>
     <w:p>
@@ -31,28 +25,305 @@
         <w:pStyle w:val="Heading1"/>
       </w:pPr>
       <w:r>
-        <w:t>1. Executive Regional Disruption Assessment</w:t>
+        <w:t>1. EXTRACTED DISRUPTION INCIDENT REGISTRY</w:t>
+      </w:r>
+    </w:p>
+    <w:tbl>
+      <w:tblPr>
+        <w:tblStyle w:val="TableGrid"/>
+        <w:tblW w:type="auto" w:w="0"/>
+        <w:tblLook w:firstColumn="1" w:firstRow="1" w:lastColumn="0" w:lastRow="0" w:noHBand="0" w:noVBand="1" w:val="04A0"/>
+      </w:tblPr>
+      <w:tblGrid>
+        <w:gridCol w:w="1728"/>
+        <w:gridCol w:w="1728"/>
+        <w:gridCol w:w="1728"/>
+        <w:gridCol w:w="1728"/>
+        <w:gridCol w:w="1728"/>
+      </w:tblGrid>
+      <w:tr>
+        <w:tc>
+          <w:tcPr>
+            <w:tcW w:type="dxa" w:w="1728"/>
+          </w:tcPr>
+          <w:p>
+            <w:r>
+              <w:t>Incident ID &amp; Date</w:t>
+            </w:r>
+          </w:p>
+        </w:tc>
+        <w:tc>
+          <w:tcPr>
+            <w:tcW w:type="dxa" w:w="1728"/>
+          </w:tcPr>
+          <w:p>
+            <w:r>
+              <w:t>Source</w:t>
+            </w:r>
+          </w:p>
+        </w:tc>
+        <w:tc>
+          <w:tcPr>
+            <w:tcW w:type="dxa" w:w="1728"/>
+          </w:tcPr>
+          <w:p>
+            <w:r>
+              <w:t>Disruption Modality</w:t>
+            </w:r>
+          </w:p>
+        </w:tc>
+        <w:tc>
+          <w:tcPr>
+            <w:tcW w:type="dxa" w:w="1728"/>
+          </w:tcPr>
+          <w:p>
+            <w:r>
+              <w:t>Stated Trigger / Demand</w:t>
+            </w:r>
+          </w:p>
+        </w:tc>
+        <w:tc>
+          <w:tcPr>
+            <w:tcW w:type="dxa" w:w="1728"/>
+          </w:tcPr>
+          <w:p>
+            <w:r>
+              <w:t>Freight Impact Severity</w:t>
+            </w:r>
+          </w:p>
+        </w:tc>
+      </w:tr>
+      <w:tr>
+        <w:tc>
+          <w:tcPr>
+            <w:tcW w:type="dxa" w:w="1728"/>
+          </w:tcPr>
+          <w:p>
+            <w:r>
+              <w:t>INC-CHE-01</w:t>
+              <w:br/>
+              <w:t>(2026-02-10)</w:t>
+            </w:r>
+          </w:p>
+        </w:tc>
+        <w:tc>
+          <w:tcPr>
+            <w:tcW w:type="dxa" w:w="1728"/>
+          </w:tcPr>
+          <w:p>
+            <w:r>
+              <w:t>DT Next</w:t>
+            </w:r>
+          </w:p>
+        </w:tc>
+        <w:tc>
+          <w:tcPr>
+            <w:tcW w:type="dxa" w:w="1728"/>
+          </w:tcPr>
+          <w:p>
+            <w:r>
+              <w:t>Auto</w:t>
+            </w:r>
+          </w:p>
+        </w:tc>
+        <w:tc>
+          <w:tcPr>
+            <w:tcW w:type="dxa" w:w="1728"/>
+          </w:tcPr>
+          <w:p>
+            <w:r>
+              <w:t>Auto, cab drivers stage one-day strike in Chennai seeking fare revision</w:t>
+            </w:r>
+          </w:p>
+        </w:tc>
+        <w:tc>
+          <w:tcPr>
+            <w:tcW w:type="dxa" w:w="1728"/>
+          </w:tcPr>
+          <w:p>
+            <w:r>
+              <w:t>🟢 LOW</w:t>
+            </w:r>
+          </w:p>
+        </w:tc>
+      </w:tr>
+      <w:tr>
+        <w:tc>
+          <w:tcPr>
+            <w:tcW w:type="dxa" w:w="1728"/>
+          </w:tcPr>
+          <w:p>
+            <w:r>
+              <w:t>INC-CHE-02</w:t>
+              <w:br/>
+              <w:t>(2025-12-12)</w:t>
+            </w:r>
+          </w:p>
+        </w:tc>
+        <w:tc>
+          <w:tcPr>
+            <w:tcW w:type="dxa" w:w="1728"/>
+          </w:tcPr>
+          <w:p>
+            <w:r>
+              <w:t>BusinessLine</w:t>
+            </w:r>
+          </w:p>
+        </w:tc>
+        <w:tc>
+          <w:tcPr>
+            <w:tcW w:type="dxa" w:w="1728"/>
+          </w:tcPr>
+          <w:p>
+            <w:r>
+              <w:t>Bus</w:t>
+            </w:r>
+          </w:p>
+        </w:tc>
+        <w:tc>
+          <w:tcPr>
+            <w:tcW w:type="dxa" w:w="1728"/>
+          </w:tcPr>
+          <w:p>
+            <w:r>
+              <w:t>Strike by trailer owners disrupt movement of vehicles at Chennai, Katupalli and Ennore por</w:t>
+            </w:r>
+          </w:p>
+        </w:tc>
+        <w:tc>
+          <w:tcPr>
+            <w:tcW w:type="dxa" w:w="1728"/>
+          </w:tcPr>
+          <w:p>
+            <w:r>
+              <w:t>🟢 LOW</w:t>
+            </w:r>
+          </w:p>
+        </w:tc>
+      </w:tr>
+      <w:tr>
+        <w:tc>
+          <w:tcPr>
+            <w:tcW w:type="dxa" w:w="1728"/>
+          </w:tcPr>
+          <w:p>
+            <w:r>
+              <w:t>INC-CHE-03</w:t>
+              <w:br/>
+              <w:t>(2024-01-09)</w:t>
+            </w:r>
+          </w:p>
+        </w:tc>
+        <w:tc>
+          <w:tcPr>
+            <w:tcW w:type="dxa" w:w="1728"/>
+          </w:tcPr>
+          <w:p>
+            <w:r>
+              <w:t>The Hindu</w:t>
+            </w:r>
+          </w:p>
+        </w:tc>
+        <w:tc>
+          <w:tcPr>
+            <w:tcW w:type="dxa" w:w="1728"/>
+          </w:tcPr>
+          <w:p>
+            <w:r>
+              <w:t>Bus</w:t>
+            </w:r>
+          </w:p>
+        </w:tc>
+        <w:tc>
+          <w:tcPr>
+            <w:tcW w:type="dxa" w:w="1728"/>
+          </w:tcPr>
+          <w:p>
+            <w:r>
+              <w:t>T.N. bus strike | Transport services not hit in Chennai, buses continue to operate in most</w:t>
+            </w:r>
+          </w:p>
+        </w:tc>
+        <w:tc>
+          <w:tcPr>
+            <w:tcW w:type="dxa" w:w="1728"/>
+          </w:tcPr>
+          <w:p>
+            <w:r>
+              <w:t>🟢 LOW</w:t>
+            </w:r>
+          </w:p>
+        </w:tc>
+      </w:tr>
+      <w:tr>
+        <w:tc>
+          <w:tcPr>
+            <w:tcW w:type="dxa" w:w="1728"/>
+          </w:tcPr>
+          <w:p>
+            <w:r>
+              <w:t>INC-CHE-04</w:t>
+              <w:br/>
+              <w:t>(2018-01-09)</w:t>
+            </w:r>
+          </w:p>
+        </w:tc>
+        <w:tc>
+          <w:tcPr>
+            <w:tcW w:type="dxa" w:w="1728"/>
+          </w:tcPr>
+          <w:p>
+            <w:r>
+              <w:t>The Quint</w:t>
+            </w:r>
+          </w:p>
+        </w:tc>
+        <w:tc>
+          <w:tcPr>
+            <w:tcW w:type="dxa" w:w="1728"/>
+          </w:tcPr>
+          <w:p>
+            <w:r>
+              <w:t>Bus</w:t>
+            </w:r>
+          </w:p>
+        </w:tc>
+        <w:tc>
+          <w:tcPr>
+            <w:tcW w:type="dxa" w:w="1728"/>
+          </w:tcPr>
+          <w:p>
+            <w:r>
+              <w:t>QChennai: TN Bus Strike Enters Sixth Day &amp; More</w:t>
+            </w:r>
+          </w:p>
+        </w:tc>
+        <w:tc>
+          <w:tcPr>
+            <w:tcW w:type="dxa" w:w="1728"/>
+          </w:tcPr>
+          <w:p>
+            <w:r>
+              <w:t>🟢 LOW</w:t>
+            </w:r>
+          </w:p>
+        </w:tc>
+      </w:tr>
+    </w:tbl>
+    <w:p/>
+    <w:p>
+      <w:pPr>
+        <w:pStyle w:val="Heading1"/>
+      </w:pPr>
+      <w:r>
+        <w:t>2. CRITICAL BOTTLENECKS &amp; HIGHWAY BYPASS DIRECTIVES</w:t>
       </w:r>
     </w:p>
     <w:p>
       <w:r>
-        <w:t>This intelligence brief evaluates active and historical transportation strikes, roadway blockades, and labor disruptions impacting freight transit in the Chennai commercial logistics corridor. Of the 4 analyzed disruption records, 0 are classified as HIGH severity (e.g., indefinite strikes, complete bandhs) and 0 as MEDIUM severity. Dominant disruption modalities: Auto (1), Bus (3).</w:t>
-      </w:r>
-    </w:p>
-    <w:p>
-      <w:pPr>
-        <w:pStyle w:val="Heading2"/>
-      </w:pPr>
-      <w:r>
-        <w:t>1.1 AI Strategic Risk Assessment (Qwen2.5 Synthesized)</w:t>
-      </w:r>
-    </w:p>
-    <w:p>
-      <w:r>
-        <w:t>Given the recent transportation strike events in Chennai, India, freight logistics routing faces significant strategic risks that could disrupt supply chains and increase operational costs. The strikes, particularly those involving auto and cab drivers, trailer owners, and bus services, indicate a high risk level due to their potential to severely impact the movement of goods and people. Key bottleneck risks include delays in port operations, reduced public transportation options, and increased costs due to alternative transportation methods. For dispatch planners, these risks necessitate proactive and flexible routing strategies.</w:t>
+        <w:t>• Primary Choke Points: NH-16 (Chennai-Kolkata corridor), Sriperumbudur Industrial Corridor, Chennai Port Trust Gates.</w:t>
         <w:br/>
-        <w:br/>
-        <w:t>To mitigate these risks, dispatch planners should implement a multi-modal transportation approach, diversifying routes and modes of transport to avoid single points of failure. Establishing contingency plans for each critical route, including alternative suppliers and modes of transport, is essential. Additionally, maintaining strong communication with local authorities and logistics partners can provide real-time updates on strike developments and help in adjusting routes promptly. Utilizing advanced logistics software for real-time tracking and optimization can further enhance operational resilience. Regularly updating the risk assessment and contingency plans based on the evolving situation will ensure that the supply chain remains robust and adaptable to future disruptions.</w:t>
+        <w:t>• Recommended FTL Bypass: Divert northern freight via Chennai Outer Ring Road (CORR) and Minjur bypass.</w:t>
       </w:r>
     </w:p>
     <w:p>
@@ -60,17 +331,35 @@
         <w:pStyle w:val="Heading1"/>
       </w:pPr>
       <w:r>
-        <w:t>2. Critical Corridors &amp; Choke Points</w:t>
+        <w:t>3. AUTONOMOUS COPILOT ADJUDICATION &amp; LEGAL RULES</w:t>
       </w:r>
     </w:p>
     <w:p>
       <w:r>
-        <w:t>Primary Inbound/Outbound Transit Routes: NH-16 (Chennai-Kolkata corridor), Sriperumbudur Industrial Corridor, Chennai Port Trust gates.</w:t>
+        <w:t>[RULE-S-CHE-01] FORCE MAJEURE &amp; SLA PENALTY WAIVER (SECTION 8.4):</w:t>
+        <w:br/>
+        <w:t xml:space="preserve">  Government-declared bandhs or verified labor road blockades &gt;12h in Chennai grant 100% carrier SLA delay penalty waiver ($500/day -&gt; $0.00) upon submission of GPS telematics or police traffic advisory.</w:t>
       </w:r>
     </w:p>
     <w:p>
       <w:r>
-        <w:t>Impact Profile: Labor strikes and bandhs in this cluster directly impede primary FTL linehauls and disrupt secondary final-mile dispatch to veterinary clinics and regional animal hospitals.</w:t>
+        <w:t>[RULE-S-CHE-02] EMERGENCY AIR FREIGHT &amp; MODE SHIFT (CLAUSE 2.3):</w:t>
+        <w:br/>
+        <w:t xml:space="preserve">  For life-critical veterinary diets and urgent pharmaceuticals (sap_mara.specialty_diet_flag = 1) stranded &gt;24h in Chennai, authorize immediate $1,000 Air Freight replacement per Medical Stock-Out Policy 2024-04.</w:t>
+      </w:r>
+    </w:p>
+    <w:p>
+      <w:r>
+        <w:t>[RULE-S-CHE-03] TRUCK DETENTION &amp; DEMURRAGE LIABILITY CAP:</w:t>
+        <w:br/>
+        <w:t xml:space="preserve">  Carrier demurrage and truck detention claims during labor strikes are strictly capped at $100.00/day per vehicle, requiring verified GPS geofence timestamps.</w:t>
+      </w:r>
+    </w:p>
+    <w:p>
+      <w:r>
+        <w:t>[RULE-S-CHE-04] DYNAMIC TRANSIT BUFFER &amp; CLINIC RESCHEDULING:</w:t>
+        <w:br/>
+        <w:t xml:space="preserve">  Automatically inject a +12.0h to +24.0h dynamic safety buffer into predicted arrival time (PDD). If delay pushes arrival past clinic closing time (17:00), reschedule to 09:00 next business morning and trigger carrier redelivery fee waiver ($150 cap).</w:t>
       </w:r>
     </w:p>
     <w:p>
@@ -78,113 +367,27 @@
         <w:pStyle w:val="Heading1"/>
       </w:pPr>
       <w:r>
-        <w:t>3. Chronological Disruption Incidents &amp; Intelligence Registry</w:t>
+        <w:t>4. COPILOT DETERMINISTIC ACTION CHECKLIST</w:t>
       </w:r>
     </w:p>
     <w:p>
       <w:r>
-        <w:rPr>
-          <w:b/>
-        </w:rPr>
-        <w:t>Incident #1: Auto, cab drivers stage one-day strike in Chennai seeking fare revision - DT Next</w:t>
-        <w:br/>
-      </w:r>
-      <w:r>
-        <w:t>• Published Date: 2026-02-10 | Source: DT Next</w:t>
-        <w:br/>
-      </w:r>
-      <w:r>
-        <w:t>• Modality: Auto | Severity: LOW</w:t>
-        <w:br/>
+        <w:t>[x] Step 1: Scan active SAP linehauls (sap_vttk) scheduled to pass through Chennai disruption zone.</w:t>
       </w:r>
     </w:p>
     <w:p>
       <w:r>
-        <w:rPr>
-          <w:b/>
-        </w:rPr>
-        <w:t>Incident #2: Strike by trailer owners disrupt movement of vehicles at Chennai, Katupalli and Ennore ports - BusinessLine</w:t>
-        <w:br/>
-      </w:r>
-      <w:r>
-        <w:t>• Published Date: 2025-12-12 | Source: BusinessLine</w:t>
-        <w:br/>
-      </w:r>
-      <w:r>
-        <w:t>• Modality: Bus | Severity: LOW</w:t>
-        <w:br/>
+        <w:t>[x] Step 2: Calculate revised ETA with [RULE-S-CHE-04] dynamic buffer (+12h to +24h).</w:t>
       </w:r>
     </w:p>
     <w:p>
       <w:r>
-        <w:rPr>
-          <w:b/>
-        </w:rPr>
-        <w:t>Incident #3: T.N. bus strike | Transport services not hit in Chennai, buses continue to operate in most districts - The Hindu</w:t>
-        <w:br/>
-      </w:r>
-      <w:r>
-        <w:t>• Published Date: 2024-01-09 | Source: The Hindu</w:t>
-        <w:br/>
-      </w:r>
-      <w:r>
-        <w:t>• Modality: Bus | Severity: LOW</w:t>
-        <w:br/>
+        <w:t>[x] Step 3: If delay &gt;24h for specialty diets, trigger [RULE-S-CHE-02] $1,000 Air Freight replacement.</w:t>
       </w:r>
     </w:p>
     <w:p>
       <w:r>
-        <w:rPr>
-          <w:b/>
-        </w:rPr>
-        <w:t>Incident #4: QChennai: TN Bus Strike Enters Sixth Day &amp; More - The Quint</w:t>
-        <w:br/>
-      </w:r>
-      <w:r>
-        <w:t>• Published Date: 2018-01-09 | Source: The Quint</w:t>
-        <w:br/>
-      </w:r>
-      <w:r>
-        <w:t>• Modality: Bus | Severity: LOW</w:t>
-        <w:br/>
-      </w:r>
-    </w:p>
-    <w:p>
-      <w:pPr>
-        <w:pStyle w:val="Heading1"/>
-      </w:pPr>
-      <w:r>
-        <w:t>4. Autonomous Copilot Operational &amp; Legal Rules</w:t>
-      </w:r>
-    </w:p>
-    <w:p>
-      <w:r>
-        <w:t>When active transit strikes or civil disruptions are detected in Chennai, the O2C Copilot applies the following deterministic decision rules:</w:t>
-      </w:r>
-    </w:p>
-    <w:p>
-      <w:r>
-        <w:t>• Force Majeure Adjudication (Clause 8.4): If a government-sanctioned bandh or total union road blockade in Chennai delays transit by &gt;12 hours, the carrier delay SLA penalty ($500/day) is waived upon submission of verified e-way bill telematics or police traffic advisory.</w:t>
-      </w:r>
-    </w:p>
-    <w:p>
-      <w:r>
-        <w:t>• Dynamic Transit Buffer: For any order scheduled to pass through Chennai with active strike news, automatically inject a +12.0 to +24.0 hour safety buffer into the predicted ETA.</w:t>
-      </w:r>
-    </w:p>
-    <w:p>
-      <w:r>
-        <w:t>• Mode Shift Escalation: For life-critical veterinary diets and urgent pharmaceuticals routed through Chennai with strike duration &gt;24h, authorize emergency intermodal rail shift or $1,000 Air Freight replacement per Medical Stock-Out Policy 2024-04.</w:t>
-      </w:r>
-    </w:p>
-    <w:p>
-      <w:r>
-        <w:t>• Receiving Window Compliance: If transit delays push delivery past clinic receiving hours (after 17:00), automatically reschedule delivery to 09:00 next business morning and trigger carrier redelivery fee waiver ($150 cap).</w:t>
-      </w:r>
-    </w:p>
-    <w:p>
-      <w:r>
-        <w:t>• Proactive Stakeholder Notification: Send automated Microsoft Teams escalation card to Regional Logistics Director when order financial risk exceeds $500 threshold.</w:t>
+        <w:t>[x] Step 4: Dispatch automated Actionable Adaptive Card to Regional Logistics Director for financial risk &gt;$500.</w:t>
       </w:r>
     </w:p>
     <w:sectPr>

--- a/india_monitor_data/rag/documents/Strike_Intelligence/Chennai_Strike_Intelligence.docx
+++ b/india_monitor_data/rag/documents/Strike_Intelligence/Chennai_Strike_Intelligence.docx
@@ -15,7 +15,7 @@
       <w:r>
         <w:t>Monitored Freight Hub: Chennai Logistics Cluster</w:t>
         <w:br/>
-        <w:t>Generated: 2026-08-31 20:57:24 | Total Disruption Incidents Analyzed: 4</w:t>
+        <w:t>Generated: 2026-09-02 22:53:45 | Total Disruption Incidents Analyzed: 4</w:t>
         <w:br/>
         <w:t>Disruption Severity Breakdown: 🔴 HIGH: 0 | 🟡 MEDIUM: 0 | 🟢 LOW: 4</w:t>
       </w:r>

--- a/india_monitor_data/rag/documents/Strike_Intelligence/Chennai_Strike_Intelligence.docx
+++ b/india_monitor_data/rag/documents/Strike_Intelligence/Chennai_Strike_Intelligence.docx
@@ -15,7 +15,7 @@
       <w:r>
         <w:t>Monitored Freight Hub: Chennai Logistics Cluster</w:t>
         <w:br/>
-        <w:t>Generated: 2026-09-02 22:53:45 | Total Disruption Incidents Analyzed: 4</w:t>
+        <w:t>Generated: 2026-09-08 14:22:29 | Total Disruption Incidents Analyzed: 4</w:t>
         <w:br/>
         <w:t>Disruption Severity Breakdown: 🔴 HIGH: 0 | 🟡 MEDIUM: 0 | 🟢 LOW: 4</w:t>
       </w:r>

--- a/india_monitor_data/rag/documents/Strike_Intelligence/Chennai_Strike_Intelligence.docx
+++ b/india_monitor_data/rag/documents/Strike_Intelligence/Chennai_Strike_Intelligence.docx
@@ -15,7 +15,7 @@
       <w:r>
         <w:t>Monitored Freight Hub: Chennai Logistics Cluster</w:t>
         <w:br/>
-        <w:t>Generated: 2026-09-08 14:22:29 | Total Disruption Incidents Analyzed: 4</w:t>
+        <w:t>Generated: 2026-09-09 16:49:44 | Total Disruption Incidents Analyzed: 4</w:t>
         <w:br/>
         <w:t>Disruption Severity Breakdown: 🔴 HIGH: 0 | 🟡 MEDIUM: 0 | 🟢 LOW: 4</w:t>
       </w:r>
